--- a/output/docx/es/BUFRCREX_TableB_es_11.docx
+++ b/output/docx/es/BUFRCREX_TableB_es_11.docx
@@ -3449,7 +3449,7 @@
                 <w:b w:val="0"/>
                 <w:sz w:val="16"/>
               </w:rPr>
-              <w:t>Note 147: El factor de persistencia del viento (descriptor 0 11 019) es la razón entre la velocidad del vector del viento medio mensual y la velocidad del viento escalar medio mensual expresada como porcentaje. Se redondea al porcentaje entero más cercano.</w:t>
+              <w:t>Note B147: El factor de persistencia del viento (descriptor 0 11 019) es la razón entre la velocidad del vector del viento medio mensual y la velocidad del viento escalar medio mensual expresada como porcentaje. Se redondea al porcentaje entero más cercano.</w:t>
             </w:r>
           </w:p>
         </w:tc>
@@ -16019,7 +16019,7 @@
           <w:i/>
           <w:sz w:val="14"/>
         </w:rPr>
-        <w:t>Note 64: Se asignarán valores positivos a los componentes descendentes w cuando las unidades sean Pa s –1.</w:t>
+        <w:t>Note B64: Se asignarán valores positivos a los componentes descendentes w cuando las unidades sean Pa s –1.</w:t>
       </w:r>
     </w:p>
     <w:p>
@@ -16029,7 +16029,7 @@
           <w:i/>
           <w:sz w:val="14"/>
         </w:rPr>
-        <w:t>Note 123: Se asignarán valores positivos a los componentes v en sentido sur–norte.</w:t>
+        <w:t>Note B123: Se asignarán valores positivos a los componentes v en sentido sur–norte.</w:t>
       </w:r>
     </w:p>
     <w:p>
@@ -16039,7 +16039,7 @@
           <w:i/>
           <w:sz w:val="14"/>
         </w:rPr>
-        <w:t>Note 126: Los informes sobre la dirección del viento de superficie resultantes de mediciones dentro del 1° del Polo Norte o del Polo Sur se notificarán de manera que el cero de su acimut esté alineado, coincidiendo con los 0° del meridiano de Greenwich. I.2 – BUFR/CREX Tabla B/11 – 6</w:t>
+        <w:t>Note B126: Los informes sobre la dirección del viento de superficie resultantes de mediciones dentro del 1° del Polo Norte o del Polo Sur se notificarán de manera que el cero de su acimut esté alineado, coincidiendo con los 0° del meridiano de Greenwich. I.2 – BUFR/CREX Tabla B/11 – 6</w:t>
       </w:r>
     </w:p>
     <w:p>
@@ -16049,7 +16049,7 @@
           <w:i/>
           <w:sz w:val="14"/>
         </w:rPr>
-        <w:t>Note 161: Se asignarán valores positivos a los componentes ascendentes w cuando las unidades sean m s–1.</w:t>
+        <w:t>Note B161: Se asignarán valores positivos a los componentes ascendentes w cuando las unidades sean m s–1.</w:t>
       </w:r>
     </w:p>
     <w:p>
@@ -16059,7 +16059,7 @@
           <w:i/>
           <w:sz w:val="14"/>
         </w:rPr>
-        <w:t>Note 167: Se asignarán valores positivos a los componentes u en sentido oeste–este.</w:t>
+        <w:t>Note B167: Se asignarán valores positivos a los componentes u en sentido oeste–este.</w:t>
       </w:r>
     </w:p>
     <w:p>
@@ -16069,7 +16069,7 @@
           <w:i/>
           <w:sz w:val="14"/>
         </w:rPr>
-        <w:t>Note 180: Normas para la información sobre vientos: Velocidad Dirección Valor faltante Valor faltante Calma 0 0 Observación normal &gt;0 1°–360° Velocidad solamente &gt;0 Valor faltante Dirección solamente Valor faltante 1°–360° “Ligero y variable” &gt;0 0 No hay observaciones</w:t>
+        <w:t>Note B180: Normas para la información sobre vientos: Velocidad Dirección Valor faltante Valor faltante Calma 0 0 Observación normal &gt;0 1°–360° Velocidad solamente &gt;0 Valor faltante Dirección solamente Valor faltante 1°–360° “Ligero y variable” &gt;0 0 No hay observaciones</w:t>
       </w:r>
     </w:p>
     <w:sectPr>
